--- a/docs/reference/2026-jun-aug/04-token-cost-invariants.md.docx
+++ b/docs/reference/2026-jun-aug/04-token-cost-invariants.md.docx
@@ -7,7 +7,7 @@
         <w:pStyle w:val="Heading1"/>
         <w:rPr/>
       </w:pPr>
-      <w:bookmarkStart w:colFirst="0" w:colLast="0" w:name="_4ikfp46hw39u" w:id="0"/>
+      <w:bookmarkStart w:colFirst="0" w:colLast="0" w:name="_wiavryj3xajk" w:id="0"/>
       <w:bookmarkEnd w:id="0"/>
       <w:r>
         <w:rPr>
@@ -104,7 +104,7 @@
         <w:pStyle w:val="Heading2"/>
         <w:rPr/>
       </w:pPr>
-      <w:bookmarkStart w:colFirst="0" w:colLast="0" w:name="_tu2bsogligdg" w:id="1"/>
+      <w:bookmarkStart w:colFirst="0" w:colLast="0" w:name="_3lt1kpd9id1e" w:id="1"/>
       <w:bookmarkEnd w:id="1"/>
       <w:r>
         <w:rPr>
@@ -201,7 +201,7 @@
         <w:pStyle w:val="Heading2"/>
         <w:rPr/>
       </w:pPr>
-      <w:bookmarkStart w:colFirst="0" w:colLast="0" w:name="_wp4mznv6719b" w:id="2"/>
+      <w:bookmarkStart w:colFirst="0" w:colLast="0" w:name="_fgo284sdwd26" w:id="2"/>
       <w:bookmarkEnd w:id="2"/>
       <w:r>
         <w:rPr>
@@ -282,7 +282,7 @@
         <w:pStyle w:val="Heading2"/>
         <w:rPr/>
       </w:pPr>
-      <w:bookmarkStart w:colFirst="0" w:colLast="0" w:name="_eme30bvg11ye" w:id="3"/>
+      <w:bookmarkStart w:colFirst="0" w:colLast="0" w:name="_gc7b3omexrht" w:id="3"/>
       <w:bookmarkEnd w:id="3"/>
       <w:r>
         <w:rPr>
@@ -321,7 +321,7 @@
         <w:pStyle w:val="Heading2"/>
         <w:rPr/>
       </w:pPr>
-      <w:bookmarkStart w:colFirst="0" w:colLast="0" w:name="_vqu6y4u6zlf8" w:id="4"/>
+      <w:bookmarkStart w:colFirst="0" w:colLast="0" w:name="_9g5ckxdnc2k2" w:id="4"/>
       <w:bookmarkEnd w:id="4"/>
       <w:r>
         <w:rPr>
@@ -533,7 +533,7 @@
         <w:pStyle w:val="Heading2"/>
         <w:rPr/>
       </w:pPr>
-      <w:bookmarkStart w:colFirst="0" w:colLast="0" w:name="_s4sib7w8xp5c" w:id="5"/>
+      <w:bookmarkStart w:colFirst="0" w:colLast="0" w:name="_uji8a4o57ze6" w:id="5"/>
       <w:bookmarkEnd w:id="5"/>
       <w:r>
         <w:rPr>
@@ -1002,7 +1002,7 @@
         <w:pStyle w:val="Heading2"/>
         <w:rPr/>
       </w:pPr>
-      <w:bookmarkStart w:colFirst="0" w:colLast="0" w:name="_50jewn29bmfr" w:id="6"/>
+      <w:bookmarkStart w:colFirst="0" w:colLast="0" w:name="_yu9rfj16k6yw" w:id="6"/>
       <w:bookmarkEnd w:id="6"/>
       <w:r>
         <w:rPr>
@@ -1018,6 +1018,7 @@
           <w:numId w:val="1"/>
         </w:numPr>
         <w:ind w:left="720" w:hanging="360"/>
+        <w:rPr/>
       </w:pPr>
       <w:r>
         <w:rPr>
@@ -1068,6 +1069,7 @@
           <w:numId w:val="1"/>
         </w:numPr>
         <w:ind w:left="720" w:hanging="360"/>
+        <w:rPr/>
       </w:pPr>
       <w:r>
         <w:rPr>
@@ -1091,6 +1093,7 @@
           <w:numId w:val="1"/>
         </w:numPr>
         <w:ind w:left="720" w:hanging="360"/>
+        <w:rPr/>
       </w:pPr>
       <w:r>
         <w:rPr>
@@ -1141,6 +1144,7 @@
           <w:numId w:val="1"/>
         </w:numPr>
         <w:ind w:left="720" w:hanging="360"/>
+        <w:rPr/>
       </w:pPr>
       <w:r>
         <w:rPr>
